--- a/teaching-materials/vcd-vce/word/development-resolution-handout.docx
+++ b/teaching-materials/vcd-vce/word/development-resolution-handout.docx
@@ -7,6 +7,9 @@
         <w:pStyle w:val="Title"/>
       </w:pPr>
       <w:r>
+        <w:rPr>
+          <w:color w:val="1F3A5F"/>
+        </w:rPr>
         <w:t>Development &amp; Resolution</w:t>
       </w:r>
     </w:p>
@@ -16,14 +19,6 @@
           <w:b w:val="0"/>
         </w:rPr>
         <w:t>VCE Visual Communication Design · Unit 4 AOS 1 · VCAA 2024</w:t>
-      </w:r>
-    </w:p>
-    <w:p>
-      <w:r>
-        <w:rPr>
-          <w:b w:val="0"/>
-        </w:rPr>
-        <w:t>VCAA-VCD-DEV1</w:t>
       </w:r>
     </w:p>
     <w:tbl>
@@ -39,7 +34,7 @@
         <w:tc>
           <w:tcPr>
             <w:tcW w:type="dxa" w:w="9972"/>
-            <w:shd w:val="clear" w:color="auto" w:fill="F3F0FF"/>
+            <w:shd w:val="clear" w:color="auto" w:fill="E8EDF3"/>
           </w:tcPr>
           <w:p>
             <w:r>
@@ -70,6 +65,9 @@
         <w:pStyle w:val="Heading1"/>
       </w:pPr>
       <w:r>
+        <w:rPr>
+          <w:color w:val="1F3A5F"/>
+        </w:rPr>
         <w:t>Methods of Development</w:t>
       </w:r>
     </w:p>
@@ -162,6 +160,9 @@
         <w:pStyle w:val="Heading1"/>
       </w:pPr>
       <w:r>
+        <w:rPr>
+          <w:color w:val="1F3A5F"/>
+        </w:rPr>
         <w:t>Feedback &amp; Testing Against the Brief</w:t>
       </w:r>
     </w:p>
@@ -218,6 +219,9 @@
         <w:pStyle w:val="Heading1"/>
       </w:pPr>
       <w:r>
+        <w:rPr>
+          <w:color w:val="1F3A5F"/>
+        </w:rPr>
         <w:t>Selecting a Direction to Resolve</w:t>
       </w:r>
     </w:p>
@@ -267,6 +271,9 @@
         <w:pStyle w:val="Heading1"/>
       </w:pPr>
       <w:r>
+        <w:rPr>
+          <w:color w:val="1F3A5F"/>
+        </w:rPr>
         <w:t>Exam Sentence Starters</w:t>
       </w:r>
     </w:p>
@@ -302,20 +309,8 @@
         <w:t>"The before/after comparison shows..."</w:t>
       </w:r>
     </w:p>
-    <w:p>
-      <w:pPr>
-        <w:jc w:val="center"/>
-      </w:pPr>
-      <w:r>
-        <w:rPr>
-          <w:i/>
-          <w:color w:val="999999"/>
-          <w:sz w:val="16"/>
-        </w:rPr>
-        <w:t>VCE Visual Communication Design · Unit 4 AOS 1 · Development &amp; Resolution · VCAA 2024 Study Design</w:t>
-      </w:r>
-    </w:p>
     <w:sectPr>
+      <w:footerReference w:type="default" r:id="rId9"/>
       <w:pgSz w:w="12240" w:h="15840"/>
       <w:pgMar w:top="1440" w:right="1134" w:bottom="1440" w:left="1134" w:header="720" w:footer="720" w:gutter="0"/>
       <w:cols w:space="720"/>
@@ -323,6 +318,33 @@
     </w:sectPr>
   </w:body>
 </w:document>
+</file>
+
+<file path=word/footer1.xml><?xml version="1.0" encoding="utf-8"?>
+<w:ftr xmlns:m="http://schemas.openxmlformats.org/officeDocument/2006/math" xmlns:mc="http://schemas.openxmlformats.org/markup-compatibility/2006" xmlns:mo="http://schemas.microsoft.com/office/mac/office/2008/main" xmlns:mv="urn:schemas-microsoft-com:mac:vml" xmlns:o="urn:schemas-microsoft-com:office:office" xmlns:r="http://schemas.openxmlformats.org/officeDocument/2006/relationships" xmlns:v="urn:schemas-microsoft-com:vml" xmlns:w10="urn:schemas-microsoft-com:office:word" xmlns:w14="http://schemas.microsoft.com/office/word/2010/wordml" xmlns:w="http://schemas.openxmlformats.org/wordprocessingml/2006/main" xmlns:wne="http://schemas.microsoft.com/office/word/2006/wordml" xmlns:wp14="http://schemas.microsoft.com/office/word/2010/wordprocessingDrawing" xmlns:wp="http://schemas.openxmlformats.org/drawingml/2006/wordprocessingDrawing" xmlns:wpc="http://schemas.microsoft.com/office/word/2010/wordprocessingCanvas" xmlns:wpg="http://schemas.microsoft.com/office/word/2010/wordprocessingGroup" xmlns:wpi="http://schemas.microsoft.com/office/word/2010/wordprocessingInk" xmlns:wps="http://schemas.microsoft.com/office/word/2010/wordprocessingShape" mc:Ignorable="w14 wp14">
+  <w:p>
+    <w:pPr>
+      <w:pStyle w:val="Footer"/>
+      <w:jc w:val="center"/>
+    </w:pPr>
+    <w:r>
+      <w:rPr>
+        <w:color w:val="999999"/>
+        <w:sz w:val="16"/>
+      </w:rPr>
+      <w:t xml:space="preserve">VCE VCD — Development &amp; Resolution  |  Page </w:t>
+    </w:r>
+    <w:r>
+      <w:rPr>
+        <w:color w:val="999999"/>
+        <w:sz w:val="16"/>
+      </w:rPr>
+      <w:fldChar w:fldCharType="begin"/>
+      <w:instrText xml:space="preserve">PAGE</w:instrText>
+      <w:fldChar w:fldCharType="end"/>
+    </w:r>
+  </w:p>
+</w:ftr>
 </file>
 
 <file path=word/numbering.xml><?xml version="1.0" encoding="utf-8"?>
@@ -755,7 +777,7 @@
       <w:rFonts w:asciiTheme="majorHAnsi" w:eastAsiaTheme="majorEastAsia" w:hAnsiTheme="majorHAnsi" w:cstheme="majorBidi"/>
       <w:b/>
       <w:bCs/>
-      <w:color w:val="365F91" w:themeColor="accent1" w:themeShade="BF"/>
+      <w:color w:val="1F3A5F"/>
       <w:sz w:val="28"/>
       <w:szCs w:val="28"/>
     </w:rPr>
@@ -779,7 +801,7 @@
       <w:rFonts w:asciiTheme="majorHAnsi" w:eastAsiaTheme="majorEastAsia" w:hAnsiTheme="majorHAnsi" w:cstheme="majorBidi"/>
       <w:b/>
       <w:bCs/>
-      <w:color w:val="4F81BD" w:themeColor="accent1"/>
+      <w:color w:val="1F3A5F"/>
       <w:sz w:val="26"/>
       <w:szCs w:val="26"/>
     </w:rPr>
@@ -803,7 +825,7 @@
       <w:rFonts w:asciiTheme="majorHAnsi" w:eastAsiaTheme="majorEastAsia" w:hAnsiTheme="majorHAnsi" w:cstheme="majorBidi"/>
       <w:b/>
       <w:bCs/>
-      <w:color w:val="4F81BD" w:themeColor="accent1"/>
+      <w:color w:val="1F3A5F"/>
     </w:rPr>
   </w:style>
   <w:style w:type="paragraph" w:styleId="Heading4">
@@ -828,7 +850,7 @@
       <w:bCs/>
       <w:i/>
       <w:iCs/>
-      <w:color w:val="4F81BD" w:themeColor="accent1"/>
+      <w:color w:val="1F3A5F"/>
     </w:rPr>
   </w:style>
   <w:style w:type="paragraph" w:styleId="Heading5">
@@ -1042,7 +1064,7 @@
     </w:pPr>
     <w:rPr>
       <w:rFonts w:asciiTheme="majorHAnsi" w:eastAsiaTheme="majorEastAsia" w:hAnsiTheme="majorHAnsi" w:cstheme="majorBidi"/>
-      <w:color w:val="17365D" w:themeColor="text2" w:themeShade="BF"/>
+      <w:color w:val="1F3A5F"/>
       <w:spacing w:val="5"/>
       <w:kern w:val="28"/>
       <w:sz w:val="52"/>
